--- a/research/PathOmicDRP_Full_Manuscript_v8.docx
+++ b/research/PathOmicDRP_Full_Manuscript_v8.docx
@@ -765,7 +765,7 @@
     </w:p>
     <w:p>
       <w:r>
-        <w:t>SOTA benchmarking on the identical cohort. To address reviewer concerns that internal baselines (Early / Late fusion, self-attention, PCA-256) do not establish performance versus published multi-omics and pathomics models, we re-trained three representative methods on the same TCGA-BRCA 4-modal 431-patient cohort under the same 5-fold CV split (seed 42) and 13-drug panel: (i) PathomicFusion (Chen et al. 2020) with gated bilinear omics-histology fusion; (ii) MOLI (Sharifi-Noghabi et al. 2019), with three parallel modality encoders followed by concat + regression head and an L1-consistency auxiliary loss adapted from the original triplet objective; and (iii) a lightweight Super.FELT-style baseline (Park et al. 2021) with per-modality ElasticNet feature selection (top 50 mutation, 500 transcriptomic, 100 proteomic features) followed by subnets and late concat. Mean per-drug Pearson correlation (± SD across folds) was: see Fig S19 (in-progress data). PathOmicDRP matched or exceeded each published method on mean per-drug correlation and on four of four drug-class subgroups, while uniquely providing the histology-stabilized variance reduction reported in Fig 5A (see Fig S19 for the full comparison).</w:t>
+        <w:t>SOTA benchmarking on the identical cohort. To address reviewer concerns that internal baselines (Early / Late fusion, self-attention, PCA-256) do not establish performance versus published multi-omics and pathomics models, we re-trained three representative methods on the same TCGA-BRCA 4-modal 431-patient cohort under the same 5-fold CV split (seed 42) and 13-drug panel: (i) PathomicFusion (Chen et al. 2020) with gated bilinear omics-histology fusion; (ii) MOLI (Sharifi-Noghabi et al. 2019), with three parallel modality encoders followed by concat + regression head and an L1-consistency auxiliary loss adapted from the original triplet objective; and (iii) a lightweight Super.FELT-style baseline (Park et al. 2021) with per-modality ElasticNet feature selection (top 50 mutation, 500 transcriptomic, 100 proteomic features) followed by subnets and late concat. Mean per-drug Pearson correlation (± SD across folds) was: PathomicFusion 0.679 ± 0.029; MOLI 0.717 ± 0.034; SuperFELT 0.738 ± 0.050; PathOmicDRP 0.436 ± 0.036. Contrary to our initial expectation, all three published baselines exceeded PathOmicDRP on this raw-PCC metric — the gap is largest for Super.FELT-lite (ΔPCC ≈ +0.30). We attribute this to three factors: (a) the target variable (oncoPredict-imputed IC₅₀) is itself derived from a largely linear ElasticNet expression model, which favours direct high-dimensional linear baselines and selection-based architectures over token-based cross-attention; (b) PathOmicDRP's pathway-token encoding (2,000 tokens × 256-d) dilutes the effective per-feature signal-to-noise through softmax-weighted aggregation, whereas concat-MLP baselines preserve full per-feature gradients; and (c) our modality-dropout regularisation (p=0.15), essential for cross-modal interpretability, is absent in these baselines. Crucially, the published baselines provide neither (i) per-patient modality attribution, (ii) histology × omics interaction maps, nor (iii) a principled path to missing-modality inference — capabilities that drive the METABRIC transfer, DepMap-concordant gene discovery, and CPTAC-BRCA 3-modal evaluation reported in the subsequent subsections. We therefore position PathOmicDRP as an interpretability-first model whose trade-off is a bounded raw-accuracy cost, and report all SOTA numbers transparently in Fig S19.</w:t>
       </w:r>
     </w:p>
     <w:p>
